--- a/kikakusho/kikakusho-project/clients/新日本リプラス/out/絵コンテ_企画005_密着_ドライバー_新日本リプラス.docx
+++ b/kikakusho/kikakusho-project/clients/新日本リプラス/out/絵コンテ_企画005_密着_ドライバー_新日本リプラス.docx
@@ -29,7 +29,7 @@
           <w:sz w:val="28"/>
           <w:szCs w:val="28"/>
         </w:rPr>
-        <w:t xml:space="preserve">10トンドライバーの1日(密着)</w:t>
+        <w:t xml:space="preserve">手で積むのは0回。10トンドライバーの1日(密着)</w:t>
       </w:r>
     </w:p>
     <w:p>
@@ -42,7 +42,7 @@
           <w:sz w:val="19"/>
           <w:szCs w:val="19"/>
         </w:rPr>
-        <w:t xml:space="preserve">想定47秒 12カット 縦型9:16 1日密着(時刻テロップ+場面転換)</w:t>
+        <w:t xml:space="preserve">想定44秒 12カット 縦型9:16 1日密着(時刻テロップ+場面転換)</w:t>
       </w:r>
     </w:p>
     <w:p>
@@ -242,7 +242,7 @@
           <w:sz w:val="19"/>
           <w:szCs w:val="19"/>
         </w:rPr>
-        <w:t xml:space="preserve">時刻と行動名を画面の真ん中に大きく出す。上に「10トンドライバーの1日」を固定する。</w:t>
+        <w:t xml:space="preserve">時刻と行動名を画面の真ん中に大きく出す。上に「10トンドライバーの1日」を固定する。右上に「手積み 0回」のカウンターを出し続ける。</w:t>
       </w:r>
     </w:p>
     <w:p>
@@ -284,7 +284,7 @@
           <w:sz w:val="20"/>
           <w:szCs w:val="20"/>
         </w:rPr>
-        <w:t xml:space="preserve">C-02　テロップ:出勤・点呼</w:t>
+        <w:t xml:space="preserve">C-01　ナレーション:今日、手で荷物を積む回数。0回です</w:t>
       </w:r>
     </w:p>
     <w:p>
@@ -297,7 +297,20 @@
           <w:sz w:val="20"/>
           <w:szCs w:val="20"/>
         </w:rPr>
-        <w:t xml:space="preserve">C-02　ナレーション:朝8時に出勤。今日のルートを確認します</w:t>
+        <w:t xml:space="preserve">C-02　テロップ:出勤・点呼</w:t>
+      </w:r>
+    </w:p>
+    <w:p>
+      <w:pPr>
+        <w:spacing w:after="30" w:before="0"/>
+      </w:pPr>
+      <w:r>
+        <w:rPr>
+          <w:rFonts w:ascii="Noto Sans CJK JP" w:cs="Noto Sans CJK JP" w:eastAsia="Noto Sans CJK JP" w:hAnsi="Noto Sans CJK JP"/>
+          <w:sz w:val="20"/>
+          <w:szCs w:val="20"/>
+        </w:rPr>
+        <w:t xml:space="preserve">C-02　ナレーション:朝8時に出勤。今日のルートを確認</w:t>
       </w:r>
     </w:p>
     <w:p>
@@ -323,7 +336,7 @@
           <w:sz w:val="20"/>
           <w:szCs w:val="20"/>
         </w:rPr>
-        <w:t xml:space="preserve">C-03　ナレーション:乗るのは、新しく入ったトラックです</w:t>
+        <w:t xml:space="preserve">C-03　ナレーション:相棒は、納車したばかりの新車です</w:t>
       </w:r>
     </w:p>
     <w:p>
@@ -375,7 +388,7 @@
           <w:sz w:val="20"/>
           <w:szCs w:val="20"/>
         </w:rPr>
-        <w:t xml:space="preserve">C-05　ナレーション:積み降ろしはフォークリフト。手で積むことはありません</w:t>
+        <w:t xml:space="preserve">C-05　ナレーション:積むのはフォークリフト。手積みはなし</w:t>
       </w:r>
     </w:p>
     <w:p>
@@ -388,7 +401,20 @@
           <w:sz w:val="20"/>
           <w:szCs w:val="20"/>
         </w:rPr>
-        <w:t xml:space="preserve">C-06　ナレーション:午前中に1〜3件回ります</w:t>
+        <w:t xml:space="preserve">C-05　テロップ:手積み 0回</w:t>
+      </w:r>
+    </w:p>
+    <w:p>
+      <w:pPr>
+        <w:spacing w:after="30" w:before="0"/>
+      </w:pPr>
+      <w:r>
+        <w:rPr>
+          <w:rFonts w:ascii="Noto Sans CJK JP" w:cs="Noto Sans CJK JP" w:eastAsia="Noto Sans CJK JP" w:hAnsi="Noto Sans CJK JP"/>
+          <w:sz w:val="20"/>
+          <w:szCs w:val="20"/>
+        </w:rPr>
+        <w:t xml:space="preserve">C-06　ナレーション:午前中に1〜3件</w:t>
       </w:r>
     </w:p>
     <w:p>
@@ -440,7 +466,7 @@
           <w:sz w:val="20"/>
           <w:szCs w:val="20"/>
         </w:rPr>
-        <w:t xml:space="preserve">C-08　ナレーション:工場に戻って、荷物を降ろします</w:t>
+        <w:t xml:space="preserve">C-08　ナレーション:工場に戻って、降ろすのもフォーク</w:t>
       </w:r>
     </w:p>
     <w:p>
@@ -466,7 +492,7 @@
           <w:sz w:val="20"/>
           <w:szCs w:val="20"/>
         </w:rPr>
-        <w:t xml:space="preserve">C-09　ナレーション:午後も1〜3件。リサイクルした材料を届けます</w:t>
+        <w:t xml:space="preserve">C-09　ナレーション:午後は、リサイクルした材料を届けます</w:t>
       </w:r>
     </w:p>
     <w:p>
@@ -492,7 +518,7 @@
           <w:sz w:val="20"/>
           <w:szCs w:val="20"/>
         </w:rPr>
-        <w:t xml:space="preserve">C-10　ナレーション:もう一度、工場で降ろします</w:t>
+        <w:t xml:space="preserve">C-11　テロップ:終了</w:t>
       </w:r>
     </w:p>
     <w:p>
@@ -505,7 +531,7 @@
           <w:sz w:val="20"/>
           <w:szCs w:val="20"/>
         </w:rPr>
-        <w:t xml:space="preserve">C-11　テロップ:終了</w:t>
+        <w:t xml:space="preserve">C-11　ナレーション:夕方5時に終わり。手積み、今日も0回でした</w:t>
       </w:r>
     </w:p>
     <w:p>
@@ -518,7 +544,7 @@
           <w:sz w:val="20"/>
           <w:szCs w:val="20"/>
         </w:rPr>
-        <w:t xml:space="preserve">C-11　ナレーション:夕方5時に終わり。休みは日曜ともう1日です</w:t>
+        <w:t xml:space="preserve">C-11　テロップ:手積み 0回</w:t>
       </w:r>
     </w:p>
     <w:p>
@@ -531,7 +557,7 @@
           <w:sz w:val="20"/>
           <w:szCs w:val="20"/>
         </w:rPr>
-        <w:t xml:space="preserve">C-12　大型免許をお持ちの方、待ってます!</w:t>
+        <w:t xml:space="preserve">C-12　大型免許があれば、フォークは未経験でもOKです!</w:t>
       </w:r>
     </w:p>
     <w:p>
@@ -629,7 +655,7 @@
           <w:sz w:val="22"/>
           <w:szCs w:val="22"/>
         </w:rPr>
-        <w:t xml:space="preserve">企画005 10トンドライバーの1日(密着) C-01〜C-03</w:t>
+        <w:t xml:space="preserve">企画005 手で積むのは0回。10トンドライバーの1日(密着) C-01〜C-03</w:t>
       </w:r>
     </w:p>
     <w:tbl>
@@ -938,6 +964,21 @@
               <w:t xml:space="preserve">テロップ:10トンドライバーの1日</w:t>
             </w:r>
           </w:p>
+          <w:p>
+            <w:pPr>
+              <w:spacing w:after="40" w:before="0" w:line="280"/>
+            </w:pPr>
+            <w:r>
+              <w:rPr>
+                <w:rFonts w:ascii="Noto Sans CJK JP" w:cs="Noto Sans CJK JP" w:eastAsia="Noto Sans CJK JP" w:hAnsi="Noto Sans CJK JP"/>
+                <w:b w:val="false"/>
+                <w:bCs w:val="false"/>
+                <w:sz w:val="20"/>
+                <w:szCs w:val="20"/>
+              </w:rPr>
+              <w:t xml:space="preserve">ナレーション:今日、手で荷物を積む回数。0回です</w:t>
+            </w:r>
+          </w:p>
         </w:tc>
         <w:tc>
           <w:tcPr>
@@ -1238,7 +1279,7 @@
                 <w:sz w:val="20"/>
                 <w:szCs w:val="20"/>
               </w:rPr>
-              <w:t xml:space="preserve">ナレーション:朝8時に出勤。今日のルートを確認します</w:t>
+              <w:t xml:space="preserve">ナレーション:朝8時に出勤。今日のルートを確認</w:t>
             </w:r>
           </w:p>
         </w:tc>
@@ -1467,7 +1508,7 @@
                 <w:sz w:val="20"/>
                 <w:szCs w:val="20"/>
               </w:rPr>
-              <w:t xml:space="preserve">点検をする。</w:t>
+              <w:t xml:space="preserve">点検をする。新しい車体を映す。</w:t>
             </w:r>
           </w:p>
           <w:p>
@@ -1541,7 +1582,7 @@
                 <w:sz w:val="20"/>
                 <w:szCs w:val="20"/>
               </w:rPr>
-              <w:t xml:space="preserve">ナレーション:乗るのは、新しく入ったトラックです</w:t>
+              <w:t xml:space="preserve">ナレーション:相棒は、納車したばかりの新車です</w:t>
             </w:r>
           </w:p>
         </w:tc>
@@ -1647,7 +1688,7 @@
           <w:sz w:val="22"/>
           <w:szCs w:val="22"/>
         </w:rPr>
-        <w:t xml:space="preserve">企画005 10トンドライバーの1日(密着) C-04〜C-06</w:t>
+        <w:t xml:space="preserve">企画005 手で積むのは0回。10トンドライバーの1日(密着) C-04〜C-06</w:t>
       </w:r>
     </w:p>
     <w:tbl>
@@ -2015,7 +2056,7 @@
                 <w:sz w:val="24"/>
                 <w:szCs w:val="24"/>
               </w:rPr>
-              <w:t xml:space="preserve">4 秒</w:t>
+              <w:t xml:space="preserve">3 秒</w:t>
             </w:r>
           </w:p>
           <w:p>
@@ -2041,7 +2082,7 @@
                 <w:sz w:val="18"/>
                 <w:szCs w:val="18"/>
               </w:rPr>
-              <w:t xml:space="preserve">〜0:14</w:t>
+              <w:t xml:space="preserve">〜0:13</w:t>
             </w:r>
           </w:p>
           <w:p>
@@ -2069,7 +2110,7 @@
                 <w:sz w:val="18"/>
                 <w:szCs w:val="18"/>
               </w:rPr>
-              <w:t xml:space="preserve">0:14</w:t>
+              <w:t xml:space="preserve">0:13</w:t>
             </w:r>
           </w:p>
         </w:tc>
@@ -2286,7 +2327,22 @@
                 <w:sz w:val="20"/>
                 <w:szCs w:val="20"/>
               </w:rPr>
-              <w:t xml:space="preserve">ナレーション:積み降ろしはフォークリフト。手で積むことはありません</w:t>
+              <w:t xml:space="preserve">ナレーション:積むのはフォークリフト。手積みはなし</w:t>
+            </w:r>
+          </w:p>
+          <w:p>
+            <w:pPr>
+              <w:spacing w:after="40" w:before="0" w:line="280"/>
+            </w:pPr>
+            <w:r>
+              <w:rPr>
+                <w:rFonts w:ascii="Noto Sans CJK JP" w:cs="Noto Sans CJK JP" w:eastAsia="Noto Sans CJK JP" w:hAnsi="Noto Sans CJK JP"/>
+                <w:b/>
+                <w:bCs/>
+                <w:sz w:val="22"/>
+                <w:szCs w:val="22"/>
+              </w:rPr>
+              <w:t xml:space="preserve">テロップ:手積み 0回</w:t>
             </w:r>
           </w:p>
         </w:tc>
@@ -2331,7 +2387,7 @@
                 <w:sz w:val="18"/>
                 <w:szCs w:val="18"/>
               </w:rPr>
-              <w:t xml:space="preserve">0:14</w:t>
+              <w:t xml:space="preserve">0:13</w:t>
             </w:r>
           </w:p>
           <w:p>
@@ -2344,7 +2400,7 @@
                 <w:sz w:val="18"/>
                 <w:szCs w:val="18"/>
               </w:rPr>
-              <w:t xml:space="preserve">〜0:19</w:t>
+              <w:t xml:space="preserve">〜0:18</w:t>
             </w:r>
           </w:p>
           <w:p>
@@ -2372,7 +2428,7 @@
                 <w:sz w:val="18"/>
                 <w:szCs w:val="18"/>
               </w:rPr>
-              <w:t xml:space="preserve">0:19</w:t>
+              <w:t xml:space="preserve">0:18</w:t>
             </w:r>
           </w:p>
         </w:tc>
@@ -2559,7 +2615,7 @@
                 <w:sz w:val="20"/>
                 <w:szCs w:val="20"/>
               </w:rPr>
-              <w:t xml:space="preserve">ナレーション:午前中に1〜3件回ります</w:t>
+              <w:t xml:space="preserve">ナレーション:午前中に1〜3件</w:t>
             </w:r>
           </w:p>
         </w:tc>
@@ -2591,7 +2647,7 @@
                 <w:sz w:val="24"/>
                 <w:szCs w:val="24"/>
               </w:rPr>
-              <w:t xml:space="preserve">4 秒</w:t>
+              <w:t xml:space="preserve">3 秒</w:t>
             </w:r>
           </w:p>
           <w:p>
@@ -2604,7 +2660,7 @@
                 <w:sz w:val="18"/>
                 <w:szCs w:val="18"/>
               </w:rPr>
-              <w:t xml:space="preserve">0:19</w:t>
+              <w:t xml:space="preserve">0:18</w:t>
             </w:r>
           </w:p>
           <w:p>
@@ -2617,7 +2673,7 @@
                 <w:sz w:val="18"/>
                 <w:szCs w:val="18"/>
               </w:rPr>
-              <w:t xml:space="preserve">〜0:23</w:t>
+              <w:t xml:space="preserve">〜0:21</w:t>
             </w:r>
           </w:p>
           <w:p>
@@ -2645,7 +2701,7 @@
                 <w:sz w:val="18"/>
                 <w:szCs w:val="18"/>
               </w:rPr>
-              <w:t xml:space="preserve">0:23</w:t>
+              <w:t xml:space="preserve">0:21</w:t>
             </w:r>
           </w:p>
         </w:tc>
@@ -2665,7 +2721,7 @@
           <w:sz w:val="22"/>
           <w:szCs w:val="22"/>
         </w:rPr>
-        <w:t xml:space="preserve">企画005 10トンドライバーの1日(密着) C-07〜C-09</w:t>
+        <w:t xml:space="preserve">企画005 手で積むのは0回。10トンドライバーの1日(密着) C-07〜C-09</w:t>
       </w:r>
     </w:p>
     <w:tbl>
@@ -3046,7 +3102,7 @@
                 <w:sz w:val="18"/>
                 <w:szCs w:val="18"/>
               </w:rPr>
-              <w:t xml:space="preserve">0:23</w:t>
+              <w:t xml:space="preserve">0:21</w:t>
             </w:r>
           </w:p>
           <w:p>
@@ -3059,7 +3115,7 @@
                 <w:sz w:val="18"/>
                 <w:szCs w:val="18"/>
               </w:rPr>
-              <w:t xml:space="preserve">〜0:27</w:t>
+              <w:t xml:space="preserve">〜0:25</w:t>
             </w:r>
           </w:p>
           <w:p>
@@ -3087,7 +3143,7 @@
                 <w:sz w:val="18"/>
                 <w:szCs w:val="18"/>
               </w:rPr>
-              <w:t xml:space="preserve">0:27</w:t>
+              <w:t xml:space="preserve">0:25</w:t>
             </w:r>
           </w:p>
         </w:tc>
@@ -3304,7 +3360,7 @@
                 <w:sz w:val="20"/>
                 <w:szCs w:val="20"/>
               </w:rPr>
-              <w:t xml:space="preserve">ナレーション:工場に戻って、荷物を降ろします</w:t>
+              <w:t xml:space="preserve">ナレーション:工場に戻って、降ろすのもフォーク</w:t>
             </w:r>
           </w:p>
         </w:tc>
@@ -3349,7 +3405,7 @@
                 <w:sz w:val="18"/>
                 <w:szCs w:val="18"/>
               </w:rPr>
-              <w:t xml:space="preserve">0:27</w:t>
+              <w:t xml:space="preserve">0:25</w:t>
             </w:r>
           </w:p>
           <w:p>
@@ -3362,7 +3418,7 @@
                 <w:sz w:val="18"/>
                 <w:szCs w:val="18"/>
               </w:rPr>
-              <w:t xml:space="preserve">〜0:31</w:t>
+              <w:t xml:space="preserve">〜0:29</w:t>
             </w:r>
           </w:p>
           <w:p>
@@ -3390,7 +3446,7 @@
                 <w:sz w:val="18"/>
                 <w:szCs w:val="18"/>
               </w:rPr>
-              <w:t xml:space="preserve">0:31</w:t>
+              <w:t xml:space="preserve">0:29</w:t>
             </w:r>
           </w:p>
         </w:tc>
@@ -3607,7 +3663,7 @@
                 <w:sz w:val="20"/>
                 <w:szCs w:val="20"/>
               </w:rPr>
-              <w:t xml:space="preserve">ナレーション:午後も1〜3件。リサイクルした材料を届けます</w:t>
+              <w:t xml:space="preserve">ナレーション:午後は、リサイクルした材料を届けます</w:t>
             </w:r>
           </w:p>
         </w:tc>
@@ -3652,7 +3708,7 @@
                 <w:sz w:val="18"/>
                 <w:szCs w:val="18"/>
               </w:rPr>
-              <w:t xml:space="preserve">0:31</w:t>
+              <w:t xml:space="preserve">0:29</w:t>
             </w:r>
           </w:p>
           <w:p>
@@ -3665,7 +3721,7 @@
                 <w:sz w:val="18"/>
                 <w:szCs w:val="18"/>
               </w:rPr>
-              <w:t xml:space="preserve">〜0:35</w:t>
+              <w:t xml:space="preserve">〜0:33</w:t>
             </w:r>
           </w:p>
           <w:p>
@@ -3693,7 +3749,7 @@
                 <w:sz w:val="18"/>
                 <w:szCs w:val="18"/>
               </w:rPr>
-              <w:t xml:space="preserve">0:35</w:t>
+              <w:t xml:space="preserve">0:33</w:t>
             </w:r>
           </w:p>
         </w:tc>
@@ -3713,7 +3769,7 @@
           <w:sz w:val="22"/>
           <w:szCs w:val="22"/>
         </w:rPr>
-        <w:t xml:space="preserve">企画005 10トンドライバーの1日(密着) C-10〜C-12</w:t>
+        <w:t xml:space="preserve">企画005 手で積むのは0回。10トンドライバーの1日(密着) C-10〜C-12</w:t>
       </w:r>
     </w:p>
     <w:tbl>
@@ -4037,21 +4093,6 @@
               <w:t xml:space="preserve">テロップ:荷降ろし</w:t>
             </w:r>
           </w:p>
-          <w:p>
-            <w:pPr>
-              <w:spacing w:after="40" w:before="0" w:line="280"/>
-            </w:pPr>
-            <w:r>
-              <w:rPr>
-                <w:rFonts w:ascii="Noto Sans CJK JP" w:cs="Noto Sans CJK JP" w:eastAsia="Noto Sans CJK JP" w:hAnsi="Noto Sans CJK JP"/>
-                <w:b w:val="false"/>
-                <w:bCs w:val="false"/>
-                <w:sz w:val="20"/>
-                <w:szCs w:val="20"/>
-              </w:rPr>
-              <w:t xml:space="preserve">ナレーション:もう一度、工場で降ろします</w:t>
-            </w:r>
-          </w:p>
         </w:tc>
         <w:tc>
           <w:tcPr>
@@ -4081,7 +4122,7 @@
                 <w:sz w:val="24"/>
                 <w:szCs w:val="24"/>
               </w:rPr>
-              <w:t xml:space="preserve">4 秒</w:t>
+              <w:t xml:space="preserve">3 秒</w:t>
             </w:r>
           </w:p>
           <w:p>
@@ -4094,7 +4135,7 @@
                 <w:sz w:val="18"/>
                 <w:szCs w:val="18"/>
               </w:rPr>
-              <w:t xml:space="preserve">0:35</w:t>
+              <w:t xml:space="preserve">0:33</w:t>
             </w:r>
           </w:p>
           <w:p>
@@ -4107,7 +4148,7 @@
                 <w:sz w:val="18"/>
                 <w:szCs w:val="18"/>
               </w:rPr>
-              <w:t xml:space="preserve">〜0:39</w:t>
+              <w:t xml:space="preserve">〜0:36</w:t>
             </w:r>
           </w:p>
           <w:p>
@@ -4135,7 +4176,7 @@
                 <w:sz w:val="18"/>
                 <w:szCs w:val="18"/>
               </w:rPr>
-              <w:t xml:space="preserve">0:39</w:t>
+              <w:t xml:space="preserve">0:36</w:t>
             </w:r>
           </w:p>
         </w:tc>
@@ -4352,7 +4393,22 @@
                 <w:sz w:val="20"/>
                 <w:szCs w:val="20"/>
               </w:rPr>
-              <w:t xml:space="preserve">ナレーション:夕方5時に終わり。休みは日曜ともう1日です</w:t>
+              <w:t xml:space="preserve">ナレーション:夕方5時に終わり。手積み、今日も0回でした</w:t>
+            </w:r>
+          </w:p>
+          <w:p>
+            <w:pPr>
+              <w:spacing w:after="40" w:before="0" w:line="280"/>
+            </w:pPr>
+            <w:r>
+              <w:rPr>
+                <w:rFonts w:ascii="Noto Sans CJK JP" w:cs="Noto Sans CJK JP" w:eastAsia="Noto Sans CJK JP" w:hAnsi="Noto Sans CJK JP"/>
+                <w:b/>
+                <w:bCs/>
+                <w:sz w:val="22"/>
+                <w:szCs w:val="22"/>
+              </w:rPr>
+              <w:t xml:space="preserve">テロップ:手積み 0回</w:t>
             </w:r>
           </w:p>
         </w:tc>
@@ -4397,7 +4453,7 @@
                 <w:sz w:val="18"/>
                 <w:szCs w:val="18"/>
               </w:rPr>
-              <w:t xml:space="preserve">0:39</w:t>
+              <w:t xml:space="preserve">0:36</w:t>
             </w:r>
           </w:p>
           <w:p>
@@ -4410,7 +4466,7 @@
                 <w:sz w:val="18"/>
                 <w:szCs w:val="18"/>
               </w:rPr>
-              <w:t xml:space="preserve">〜0:43</w:t>
+              <w:t xml:space="preserve">〜0:40</w:t>
             </w:r>
           </w:p>
           <w:p>
@@ -4438,7 +4494,7 @@
                 <w:sz w:val="18"/>
                 <w:szCs w:val="18"/>
               </w:rPr>
-              <w:t xml:space="preserve">0:43</w:t>
+              <w:t xml:space="preserve">0:40</w:t>
             </w:r>
           </w:p>
         </w:tc>
@@ -4625,7 +4681,7 @@
                 <w:sz w:val="22"/>
                 <w:szCs w:val="22"/>
               </w:rPr>
-              <w:t xml:space="preserve">セリフ:大型免許をお持ちの方、待ってます!</w:t>
+              <w:t xml:space="preserve">セリフ:大型免許があれば、フォークは未経験でもOKです!</w:t>
             </w:r>
           </w:p>
         </w:tc>
@@ -4670,7 +4726,7 @@
                 <w:sz w:val="18"/>
                 <w:szCs w:val="18"/>
               </w:rPr>
-              <w:t xml:space="preserve">0:43</w:t>
+              <w:t xml:space="preserve">0:40</w:t>
             </w:r>
           </w:p>
           <w:p>
@@ -4683,7 +4739,7 @@
                 <w:sz w:val="18"/>
                 <w:szCs w:val="18"/>
               </w:rPr>
-              <w:t xml:space="preserve">〜0:47</w:t>
+              <w:t xml:space="preserve">〜0:44</w:t>
             </w:r>
           </w:p>
           <w:p>
@@ -4711,7 +4767,7 @@
                 <w:sz w:val="18"/>
                 <w:szCs w:val="18"/>
               </w:rPr>
-              <w:t xml:space="preserve">0:47</w:t>
+              <w:t xml:space="preserve">0:44</w:t>
             </w:r>
           </w:p>
         </w:tc>
